--- a/docs/exemples/conseil/03-pssi-et-plan-de-reprise.docx
+++ b/docs/exemples/conseil/03-pssi-et-plan-de-reprise.docx
@@ -1013,7 +1013,7 @@
         <w:color w:val="33403B"/>
         <w:sz w:val="13"/>
       </w:rPr>
-      <w:t>Empreinte SHA-256 de l'état de la mission à l'édition : be7b83a3386e9466227d8fc1dc3dc08973672f46b8ba0db1246997f7722e2e6b</w:t>
+      <w:t>Empreinte SHA-256 de l'état de la mission à l'édition : b74a86b53875b57c1a939c4a3399b4add2a26263c49b95e3f621b4069c7ebd63</w:t>
     </w:r>
   </w:p>
   <w:p>

--- a/docs/exemples/conseil/03-pssi-et-plan-de-reprise.docx
+++ b/docs/exemples/conseil/03-pssi-et-plan-de-reprise.docx
@@ -1013,7 +1013,7 @@
         <w:color w:val="33403B"/>
         <w:sz w:val="13"/>
       </w:rPr>
-      <w:t>Empreinte SHA-256 de l'état de la mission à l'édition : b74a86b53875b57c1a939c4a3399b4add2a26263c49b95e3f621b4069c7ebd63</w:t>
+      <w:t>Empreinte SHA-256 de l'état de la mission à l'édition : 143dfce57d167905bbe2b6cf363f1f64f3ee118732de9c36683e1622a5bb2e87</w:t>
     </w:r>
   </w:p>
   <w:p>

--- a/docs/exemples/conseil/03-pssi-et-plan-de-reprise.docx
+++ b/docs/exemples/conseil/03-pssi-et-plan-de-reprise.docx
@@ -226,7 +226,7 @@
                 <w:color w:val="EAF4F0"/>
                 <w:sz w:val="17"/>
               </w:rPr>
-              <w:t>30/07/2026</w:t>
+              <w:t>31/07/2026</w:t>
             </w:r>
           </w:p>
           <w:p>
@@ -1013,7 +1013,7 @@
         <w:color w:val="33403B"/>
         <w:sz w:val="13"/>
       </w:rPr>
-      <w:t>Empreinte SHA-256 de l'état de la mission à l'édition : 143dfce57d167905bbe2b6cf363f1f64f3ee118732de9c36683e1622a5bb2e87</w:t>
+      <w:t>Empreinte SHA-256 de l'état de la mission à l'édition : 3f8c7353af2c4f522229844da36ed26930d954c9c089d7d0acb546d16be17ec5</w:t>
     </w:r>
   </w:p>
   <w:p>

--- a/docs/exemples/conseil/03-pssi-et-plan-de-reprise.docx
+++ b/docs/exemples/conseil/03-pssi-et-plan-de-reprise.docx
@@ -1013,7 +1013,7 @@
         <w:color w:val="33403B"/>
         <w:sz w:val="13"/>
       </w:rPr>
-      <w:t>Empreinte SHA-256 de l'état de la mission à l'édition : 3f8c7353af2c4f522229844da36ed26930d954c9c089d7d0acb546d16be17ec5</w:t>
+      <w:t>Empreinte SHA-256 de l'état de la mission à l'édition : 3f13820ef901ac4680d862d6e113c1c9e43cdc87a055423bf6e3d5c0c1e27177</w:t>
     </w:r>
   </w:p>
   <w:p>
